--- a/rapports/16_02_2026/MAMADOU_DIOP/coh_EQ31_sup_133202030007.docx
+++ b/rapports/16_02_2026/MAMADOU_DIOP/coh_EQ31_sup_133202030007.docx
@@ -25,7 +25,7 @@
         <w:br/>
         <w:t>Grappe: 133202030007</w:t>
         <w:br/>
-        <w:t>Date: 16/02/2026 a 12:41</w:t>
+        <w:t>Date: 16/02/2026 a 12:58</w:t>
       </w:r>
     </w:p>
     <w:p/>

--- a/rapports/16_02_2026/MAMADOU_DIOP/coh_EQ31_sup_133202030007.docx
+++ b/rapports/16_02_2026/MAMADOU_DIOP/coh_EQ31_sup_133202030007.docx
@@ -25,7 +25,7 @@
         <w:br/>
         <w:t>Grappe: 133202030007</w:t>
         <w:br/>
-        <w:t>Date: 16/02/2026 a 12:58</w:t>
+        <w:t>Date: 16/02/2026 a 13:05</w:t>
       </w:r>
     </w:p>
     <w:p/>
@@ -199,6 +199,38 @@
           </w:tcPr>
           <w:p>
             <w:r>
+              <w:t>Section0</w:t>
+            </w:r>
+          </w:p>
+        </w:tc>
+        <w:tc>
+          <w:tcPr>
+            <w:tcW w:type="dxa" w:w="3324"/>
+          </w:tcPr>
+          <w:p>
+            <w:r>
+              <w:t>Identification et renseignements de controle</w:t>
+            </w:r>
+          </w:p>
+        </w:tc>
+        <w:tc>
+          <w:tcPr>
+            <w:tcW w:type="dxa" w:w="3324"/>
+          </w:tcPr>
+          <w:p>
+            <w:r>
+              <w:t>11</w:t>
+            </w:r>
+          </w:p>
+        </w:tc>
+      </w:tr>
+      <w:tr>
+        <w:tc>
+          <w:tcPr>
+            <w:tcW w:type="dxa" w:w="3324"/>
+          </w:tcPr>
+          <w:p>
+            <w:r>
               <w:t>Section1</w:t>
             </w:r>
           </w:p>
@@ -348,38 +380,6 @@
           <w:p>
             <w:r>
               <w:t>10</w:t>
-            </w:r>
-          </w:p>
-        </w:tc>
-      </w:tr>
-      <w:tr>
-        <w:tc>
-          <w:tcPr>
-            <w:tcW w:type="dxa" w:w="3324"/>
-          </w:tcPr>
-          <w:p>
-            <w:r>
-              <w:t>Section0</w:t>
-            </w:r>
-          </w:p>
-        </w:tc>
-        <w:tc>
-          <w:tcPr>
-            <w:tcW w:type="dxa" w:w="3324"/>
-          </w:tcPr>
-          <w:p>
-            <w:r>
-              <w:t>Identification et renseignements de controle</w:t>
-            </w:r>
-          </w:p>
-        </w:tc>
-        <w:tc>
-          <w:tcPr>
-            <w:tcW w:type="dxa" w:w="3324"/>
-          </w:tcPr>
-          <w:p>
-            <w:r>
-              <w:t>8</w:t>
             </w:r>
           </w:p>
         </w:tc>
@@ -839,6 +839,27 @@
           <w:color w:val="4672C4"/>
           <w:sz w:val="22"/>
         </w:rPr>
+        <w:t>&gt;&gt; Section0 - Identification et renseignements de controle</w:t>
+      </w:r>
+    </w:p>
+    <w:p>
+      <w:pPr>
+        <w:ind w:left="283"/>
+      </w:pPr>
+      <w:r>
+        <w:rPr>
+          <w:sz w:val="20"/>
+        </w:rPr>
+        <w:t>- Le questionnaire semble ne pas être complètement fini mais le questionnaire est en statut complet, prière de compléter le questionnaire.</w:t>
+      </w:r>
+    </w:p>
+    <w:p>
+      <w:r>
+        <w:rPr>
+          <w:b/>
+          <w:color w:val="4672C4"/>
+          <w:sz w:val="22"/>
+        </w:rPr>
         <w:t>&gt;&gt; Section1 - Caracteristiques des membres</w:t>
       </w:r>
     </w:p>
@@ -871,7 +892,7 @@
         <w:rPr>
           <w:sz w:val="20"/>
         </w:rPr>
-        <w:t xml:space="preserve">- Le montant des frais pour les cahiers et autres matériels scolaires pour l'année scolaire de Diaryatou Diallo est de 0 FCFA, Diaryatou Diallo a fait comment pour payer ces cahiers et autres matériels scolaires (SAC, stylo, craie, ardoise, crayon...) ? prière de corriger. </w:t>
+        <w:t xml:space="preserve">- Le montant des frais pour les cahiers et autres matériels scolaires pour l'année scolaire de Diaryatou Diallo est de 0 FCFA, Diaryatou Diallo a fait comment pour payer ces cahiers et autres matériels scolaires (SAC, stylo, craie, ardoise, crayon...) ? prière de corriger. Attention ! Le frais de scolarité (5000 Fcfa) de Diaryatou Diallo en 3ème année de Primaire est relativement élevé par rapport aux autres frais de scolarités observés dans cette zone. Prière de corriger ou de confirmer avec le QG. </w:t>
         <w:br/>
         <w:t xml:space="preserve">- Le montant des frais pour les cahiers et autres matériels scolaires pour l'année scolaire de Ramatoulaye Diallo est de 0 FCFA, Ramatoulaye Diallo a fait comment pour payer ces cahiers et autres matériels scolaires (SAC, stylo, craie, ardoise, crayon...) ? prière de corriger. Attention ! Le frais de scolarité (10000 Fcfa) de Ramatoulaye Diallo en 1ére année de Secondaire 1 (Moyen) Général est relativement élevé par rapport aux autres frais de scolarités observés dans cette zone. Prière de corriger ou de confirmer avec le QG. </w:t>
         <w:br/>
@@ -952,7 +973,7 @@
         <w:rPr>
           <w:sz w:val="20"/>
         </w:rPr>
-        <w:t>- Attention ! Le prix unitaire d'achat (100 Fcfa) de Café en poudre soluble en Sachets industriel (Tres petit) est relativement élevé par rapport aux autres prix observés dans cette zone. Prière de corriger ou de confirmer avec le QG. Avertissement!!! Le ménage a consommé 16 Paquet Tres petit de Thé en sachet, cette quantité semble anormale pour une consommation des 7 derniers jours.Prière de corriger ou de confirmer avec le QG. Avertissement!! le prix unitaire (125 Fcfa) de Thé en sachet (unité: Paquet) de taille Tres petit est très faible ou élevé. Prière de corriger ou de confirmer avec le QG. Difficile de consommer le Sel en Sachets industriel Tres petit prière de verifier. Incohérence!! Dans ce ménage, chaque individus consomme par jour 22.9681 Kg  de cereale; Prière de revoir les quantités prises de ces produits. Incohérence!! Dans ce ménage, chaque individus consomme par jour 22.9681 Kg  de cereale; Prière de revoir les quantités prises de ces produits. Le prix d'achat unitaire (1500 Fcfa) de Maïs en grain en Kg de taille taille unique semble élevé, prière de regarder les reponses prises dans les questions s07bq07a s07bq07b s07bq07c s07bq08 pour mieux corriger.</w:t>
+        <w:t>- Attention ! Le prix unitaire d'achat (100 Fcfa) de Café en poudre soluble en Sachets industriel (Tres petit) est relativement élevé par rapport aux autres prix observés dans cette zone. Prière de corriger ou de confirmer avec le QG. Attention ! Le prix unitaire d'achat (200 Fcfa) de Mâchoiron séchée (Kon) en Sachets (Petit) est relativement élevé par rapport aux autres prix observés dans cette zone. Prière de corriger ou de confirmer avec le QG. Avertissement!!! Le ménage a consommé 16 Paquet Tres petit de Thé en sachet, cette quantité semble anormale pour une consommation des 7 derniers jours.Prière de corriger ou de confirmer avec le QG. Avertissement!! le prix unitaire (125 Fcfa) de Thé en sachet (unité: Paquet) de taille Tres petit est très faible ou élevé. Prière de corriger ou de confirmer avec le QG. Attention ! Le prix unitaire d'achat (125 Fcfa) de Thé en sachet en Paquet (Tres petit) est relativement élevé par rapport aux autres prix observés dans cette zone. Prière de corriger ou de confirmer avec le QG. Difficile de consommer le Sel en Sachets industriel Tres petit prière de verifier. Incohérence!! Dans ce ménage, chaque individus consomme par jour 43.1327 Kg  de cereale; Prière de revoir les quantités prises de ces produits. Incohérence!! Dans ce ménage, chaque individus consomme par jour 43.1327 Kg  de cereale; Prière de revoir les quantités prises de ces produits. Le prix d'achat unitaire (1500 Fcfa) de Maïs en grain en Kg de taille taille unique semble élevé, prière de regarder les reponses prises dans les questions s07bq07a s07bq07b s07bq07c s07bq08 pour mieux corriger.</w:t>
       </w:r>
     </w:p>
     <w:p>
@@ -1326,7 +1347,7 @@
         <w:rPr>
           <w:sz w:val="20"/>
         </w:rPr>
-        <w:t>- Il est obligatoire de prendre les coordonnées Gps avant d'administrer le questionnaire. Prière de prendre les coordonnées GPS.</w:t>
+        <w:t>- Le questionnaire semble ne pas être complètement fini mais le questionnaire est en statut complet, prière de compléter le questionnaire. Il est obligatoire de prendre les coordonnées Gps avant d'administrer le questionnaire. Prière de prendre les coordonnées GPS.</w:t>
       </w:r>
     </w:p>
     <w:p>
@@ -1395,7 +1416,7 @@
         <w:rPr>
           <w:sz w:val="20"/>
         </w:rPr>
-        <w:t>- Avertissement!!! Le ménage a consommé 21 Paquet Tres petit de Thé en sachet, cette quantité semble anormale pour une consommation des 7 derniers jours.Prière de corriger ou de confirmer avec le QG. Avertissement!! le prix unitaire (125 Fcfa) de Thé en sachet (unité: Paquet) de taille Tres petit est très faible ou élevé. Prière de corriger ou de confirmer avec le QG. Incohérence!! Dans ce ménage, chaque individus consomme par jour 54.486 Kg  de cereale; Prière de revoir les quantités prises de ces produits.</w:t>
+        <w:t>- Attention ! Le prix unitaire d'achat (50 Fcfa) de Oignon frais en Pièce (Moyen) est relativement faible par rapport aux autres prix observés dans cette zone. Prière de corriger ou de confirmer avec le QG. Avertissement!!! Le ménage a consommé 21 Paquet Tres petit de Thé en sachet, cette quantité semble anormale pour une consommation des 7 derniers jours.Prière de corriger ou de confirmer avec le QG. Avertissement!! le prix unitaire (125 Fcfa) de Thé en sachet (unité: Paquet) de taille Tres petit est très faible ou élevé. Prière de corriger ou de confirmer avec le QG. Attention ! Le prix unitaire d'achat (125 Fcfa) de Thé en sachet en Paquet (Tres petit) est relativement élevé par rapport aux autres prix observés dans cette zone. Prière de corriger ou de confirmer avec le QG. Incohérence!! Dans ce ménage, chaque individus consomme par jour 87.95029 Kg  de cereale; Prière de revoir les quantités prises de ces produits.</w:t>
       </w:r>
     </w:p>
     <w:p>
@@ -1882,7 +1903,7 @@
         <w:rPr>
           <w:sz w:val="20"/>
         </w:rPr>
-        <w:t>- Avertissement!!! Le ménage a consommé 21 Paquet Tres petit de Thé en sachet, cette quantité semble anormale pour une consommation des 7 derniers jours.Prière de corriger ou de confirmer avec le QG. Avertissement!! le prix unitaire (125 Fcfa) de Thé en sachet (unité: Paquet) de taille Tres petit est très faible ou élevé. Prière de corriger ou de confirmer avec le QG. Avertissement!!! Le ménage a consommé 21 Sachets Petit de Sucre en poudre , cette quantité semble anormale pour une consommation des 7 derniers jours.Prière de corriger ou de confirmer avec le QG. Attention ! Le prix unitaire d'achat (700 Fcfa) de Sucre en poudre  en Sachets (Petit) est relativement élevé par rapport aux autres prix observés dans cette zone. Prière de corriger ou de confirmer avec le QG.</w:t>
+        <w:t>- Avertissement!!! Le ménage a consommé 21 Paquet Tres petit de Thé en sachet, cette quantité semble anormale pour une consommation des 7 derniers jours.Prière de corriger ou de confirmer avec le QG. Avertissement!! le prix unitaire (125 Fcfa) de Thé en sachet (unité: Paquet) de taille Tres petit est très faible ou élevé. Prière de corriger ou de confirmer avec le QG. Attention ! Le prix unitaire d'achat (125 Fcfa) de Thé en sachet en Paquet (Tres petit) est relativement élevé par rapport aux autres prix observés dans cette zone. Prière de corriger ou de confirmer avec le QG. Avertissement!!! Le ménage a consommé 21 Sachets Petit de Sucre en poudre , cette quantité semble anormale pour une consommation des 7 derniers jours.Prière de corriger ou de confirmer avec le QG. Attention ! Le prix unitaire d'achat (700 Fcfa) de Sucre en poudre  en Sachets (Petit) est relativement élevé par rapport aux autres prix observés dans cette zone. Prière de corriger ou de confirmer avec le QG.</w:t>
       </w:r>
     </w:p>
     <w:p>
@@ -2354,6 +2375,27 @@
           <w:color w:val="4672C4"/>
           <w:sz w:val="22"/>
         </w:rPr>
+        <w:t>&gt;&gt; Section0 - Identification et renseignements de controle</w:t>
+      </w:r>
+    </w:p>
+    <w:p>
+      <w:pPr>
+        <w:ind w:left="283"/>
+      </w:pPr>
+      <w:r>
+        <w:rPr>
+          <w:sz w:val="20"/>
+        </w:rPr>
+        <w:t>- Le questionnaire semble ne pas être complètement fini mais le questionnaire est en statut complet, prière de compléter le questionnaire.</w:t>
+      </w:r>
+    </w:p>
+    <w:p>
+      <w:r>
+        <w:rPr>
+          <w:b/>
+          <w:color w:val="4672C4"/>
+          <w:sz w:val="22"/>
+        </w:rPr>
         <w:t>&gt;&gt; Section1 - Caracteristiques des membres</w:t>
       </w:r>
     </w:p>
@@ -2465,7 +2507,7 @@
         <w:rPr>
           <w:sz w:val="20"/>
         </w:rPr>
-        <w:t>- Attention ! Le prix unitaire d'achat (150 Fcfa) de Lait en poudre en Sachets industriel (Tres petit) est relativement élevé par rapport aux autres prix observés dans cette zone. Prière de corriger ou de confirmer avec le QG. Avertissement!! le prix unitaire (150 Fcfa) de Thé en sachet (unité: Paquet) de taille Tres petit est très faible ou élevé. Prière de corriger ou de confirmer avec le QG. Incohérence!! Dans ce ménage, chaque individus consomme par jour 37.88476 Kg  de cereale; Prière de revoir les quantités prises de ces produits.</w:t>
+        <w:t>- Attention ! Le prix unitaire d'achat (150 Fcfa) de Lait en poudre en Sachets industriel (Tres petit) est relativement élevé par rapport aux autres prix observés dans cette zone. Prière de corriger ou de confirmer avec le QG. Attention ! Le prix unitaire d'achat (2000 Fcfa) de Mâchoiron Frais en Pièce (Moyen) est relativement élevé par rapport aux autres prix observés dans cette zone. Prière de corriger ou de confirmer avec le QG. Attention ! Soupçons de quantité anormale! Le ménage de Mamadou Diang Diallo avec une taille de 6 personnes a consommé 5 Kg en taille unique de Sucre en poudre  qui est relativement élevé comme consommation par rapport à la condition de vie des autres ménages de même taille dans cette zone. Prière de corriger ou de confirmer avec le QG. Avertissement!! le prix unitaire (150 Fcfa) de Thé en sachet (unité: Paquet) de taille Tres petit est très faible ou élevé. Prière de corriger ou de confirmer avec le QG. Attention ! Le prix unitaire d'achat (150 Fcfa) de Thé en sachet en Paquet (Tres petit) est relativement élevé par rapport aux autres prix observés dans cette zone. Prière de corriger ou de confirmer avec le QG. Incohérence!! Dans ce ménage, chaque individus consomme par jour 71.82214 Kg  de cereale; Prière de revoir les quantités prises de ces produits.</w:t>
       </w:r>
     </w:p>
     <w:p>
@@ -3019,7 +3061,7 @@
         <w:rPr>
           <w:sz w:val="20"/>
         </w:rPr>
-        <w:t>- Avertissement!!! Le ménage a consommé 21 Paquet Petit de Thé en sachet, cette quantité semble anormale pour une consommation des 7 derniers jours.Prière de corriger ou de confirmer avec le QG. Avertissement!! le prix unitaire (150 Fcfa) de Thé en sachet (unité: Paquet) de taille Petit est très faible ou élevé. Prière de corriger ou de confirmer avec le QG. Attention ! Le prix unitaire d'achat (150 Fcfa) de Thé en sachet en Paquet (Petit) est relativement élevé par rapport aux autres prix observés dans cette zone. Prière de corriger ou de confirmer avec le QG. Incohérence!! Dans ce ménage, chaque individus consomme par jour 40.44571 Kg  de cereale; Prière de revoir les quantités prises de ces produits.</w:t>
+        <w:t>- Attention ! Soupçons de quantité anormale! Le ménage de SADIO BA avec une taille de 6 personnes a consommé 14 miche en Moyen de Pain traditionnel (Baguette) qui est relativement élevé comme consommation par rapport à la condition de vie des autres ménages de même taille dans cette zone. Prière de corriger ou de confirmer avec le QG. Avertissement!!! Le ménage a consommé 21 Paquet Petit de Thé en sachet, cette quantité semble anormale pour une consommation des 7 derniers jours.Prière de corriger ou de confirmer avec le QG. Avertissement!! le prix unitaire (150 Fcfa) de Thé en sachet (unité: Paquet) de taille Petit est très faible ou élevé. Prière de corriger ou de confirmer avec le QG. Attention ! Le prix unitaire d'achat (150 Fcfa) de Thé en sachet en Paquet (Petit) est relativement élevé par rapport aux autres prix observés dans cette zone. Prière de corriger ou de confirmer avec le QG. Incohérence!! Dans ce ménage, chaque individus consomme par jour 65.59667 Kg  de cereale; Prière de revoir les quantités prises de ces produits.</w:t>
       </w:r>
     </w:p>
     <w:p>
@@ -3506,7 +3548,7 @@
         <w:rPr>
           <w:sz w:val="20"/>
         </w:rPr>
-        <w:t>- Attention ! Le prix unitaire d'achat (200 Fcfa) de Carotte en Pièce (Petit) est relativement élevé par rapport aux autres prix observés dans cette zone. Prière de corriger ou de confirmer avec le QG. Attention ! Le prix unitaire d'achat (500 Fcfa) de Sel en Sachets (Tres petit) est relativement élevé par rapport aux autres prix observés dans cette zone. Prière de corriger ou de confirmer avec le QG. Avertissement!! Les quantités du Thé en feuille consommées en Sachets industriel semble incoherent car les ménages consomment géneralement en sachet ou en paquet, prière de corriger ou confirmer avec le QG. Avertissement!! le prix unitaire (100 Fcfa) de Thé en sachet (unité: Sachets) de taille Tres petit est très faible ou élevé. Prière de corriger ou de confirmer avec le QG. Incohérence!! Dans ce ménage, chaque individus consomme par jour 15.10714 Kg  de cereale; Prière de revoir les quantités prises de ces produits.</w:t>
+        <w:t>- Attention ! Le prix unitaire d'achat (200 Fcfa) de Carotte en Pièce (Petit) est relativement élevé par rapport aux autres prix observés dans cette zone. Prière de corriger ou de confirmer avec le QG. Attention ! Le prix unitaire d'achat (500 Fcfa) de Sel en Sachets (Tres petit) est relativement élevé par rapport aux autres prix observés dans cette zone. Prière de corriger ou de confirmer avec le QG. Avertissement!! Les quantités du Thé en feuille consommées en Sachets industriel semble incoherent car les ménages consomment géneralement en sachet ou en paquet, prière de corriger ou confirmer avec le QG. Avertissement!! le prix unitaire (100 Fcfa) de Thé en sachet (unité: Sachets) de taille Tres petit est très faible ou élevé. Prière de corriger ou de confirmer avec le QG. Incohérence!! Dans ce ménage, chaque individus consomme par jour 25.75343 Kg  de cereale; Prière de revoir les quantités prises de ces produits.</w:t>
       </w:r>
     </w:p>
     <w:p>
@@ -3970,8 +4012,6 @@
         <w:rPr>
           <w:sz w:val="20"/>
         </w:rPr>
-        <w:t xml:space="preserve">- Attention ! Le frais de scolarité (2000 Fcfa) de TIGUIDA CISSOKHO en 4ème année de Primaire est relativement élevé par rapport aux autres frais de scolarités observés dans cette zone. Prière de corriger ou de confirmer avec le QG. </w:t>
-        <w:br/>
         <w:t xml:space="preserve">- La raison principale que BOBO CISSOKHO n'a pas fait des études dans une école formelle est pour le mariage et semble exister dans les modalités, prière de prendre attache avec le QG pour plus d'explication afin de la classer bien. </w:t>
         <w:br/>
         <w:t xml:space="preserve">- La raison principale que DOUSSOU CISSOKHO n'a pas fait des études dans une école formelle est Mariage et semble exister dans les modalités, prière de prendre attache avec le QG pour plus d'explication afin de la classer bien. </w:t>
@@ -4024,7 +4064,7 @@
         <w:rPr>
           <w:sz w:val="20"/>
         </w:rPr>
-        <w:t>- Attention ! Le prix unitaire d'achat (500 Fcfa) de Mâchoiron séchée (Kon) en Sachets (Petit) est relativement élevé par rapport aux autres prix observés dans cette zone. Prière de corriger ou de confirmer avec le QG. Attention ! Le prix unitaire d'achat (9000 Fcfa) de Viande de bœuf: côte, entrecôte, bifteck en Tas (Petit) est relativement élevé par rapport aux autres prix observés dans cette zone. Prière de corriger ou de confirmer avec le QG. Avertissement!! le prix unitaire (150 Fcfa) de Thé en sachet (unité: Sachets) de taille Tres petit est très faible ou élevé. Prière de corriger ou de confirmer avec le QG. Incohérence!! Dans ce ménage, chaque individus consomme par jour 29.4146 Kg  de cereale; Prière de revoir les quantités prises de ces produits. Incohérence!! Dans ce ménage, chaque individus consomme par jour 29.4146 Kg  de cereale; Prière de revoir les quantités prises de ces produits.</w:t>
+        <w:t>- Attention ! Le prix unitaire d'achat (500 Fcfa) de Mâchoiron séchée (Kon) en Sachets (Petit) est relativement élevé par rapport aux autres prix observés dans cette zone. Prière de corriger ou de confirmer avec le QG. Attention ! Le prix unitaire d'achat (9000 Fcfa) de Viande de bœuf: côte, entrecôte, bifteck en Tas (Petit) est relativement élevé par rapport aux autres prix observés dans cette zone. Prière de corriger ou de confirmer avec le QG. Avertissement!! le prix unitaire (150 Fcfa) de Thé en sachet (unité: Sachets) de taille Tres petit est très faible ou élevé. Prière de corriger ou de confirmer avec le QG. Incohérence!! Dans ce ménage, chaque individus consomme par jour 50.88683 Kg  de cereale; Prière de revoir les quantités prises de ces produits. Incohérence!! Dans ce ménage, chaque individus consomme par jour 50.88683 Kg  de cereale; Prière de revoir les quantités prises de ces produits.</w:t>
       </w:r>
     </w:p>
     <w:p>
@@ -4131,7 +4171,7 @@
         </w:rPr>
         <w:t xml:space="preserve">- Attention ! Hache-Paille a été revendu à 2000 Fcfa qui est relativement élevé par rapport aux autres prix de revente observés dans cette zone. Prière de corriger ou de confirmer avec le QG. </w:t>
         <w:br/>
-        <w:t>- Avertissement!! Le nombre (80)  de Abreuvoir / Mangeoire est élevé, prière de corriger ou confirmer avec le QG. Attention ! Abreuvoir / Mangeoire a été revendu à 6000 Fcfa qui est relativement élevé par rapport aux autres prix de revente observés dans cette zone. Prière de corriger ou de confirmer avec le QG.</w:t>
+        <w:t>- Avertissement!! Le nombre (80)  de Abreuvoir / Mangeoire est élevé, prière de corriger ou confirmer avec le QG.</w:t>
       </w:r>
     </w:p>
     <w:p>
@@ -4456,6 +4496,27 @@
           <w:color w:val="4672C4"/>
           <w:sz w:val="22"/>
         </w:rPr>
+        <w:t>&gt;&gt; Section0 - Identification et renseignements de controle</w:t>
+      </w:r>
+    </w:p>
+    <w:p>
+      <w:pPr>
+        <w:ind w:left="283"/>
+      </w:pPr>
+      <w:r>
+        <w:rPr>
+          <w:sz w:val="20"/>
+        </w:rPr>
+        <w:t>- Le questionnaire semble ne pas être complètement fini mais le questionnaire est en statut complet, prière de compléter le questionnaire.</w:t>
+      </w:r>
+    </w:p>
+    <w:p>
+      <w:r>
+        <w:rPr>
+          <w:b/>
+          <w:color w:val="4672C4"/>
+          <w:sz w:val="22"/>
+        </w:rPr>
         <w:t>&gt;&gt; Section1 - Caracteristiques des membres</w:t>
       </w:r>
     </w:p>
@@ -4527,7 +4588,7 @@
         <w:rPr>
           <w:sz w:val="20"/>
         </w:rPr>
-        <w:t>- Attention ! Le prix unitaire d'achat (50 Fcfa) de Cube alimentaire (Maggi, Jumbo, ) en Cube (Petit) est relativement élevé par rapport aux autres prix observés dans cette zone. Prière de corriger ou de confirmer avec le QG. Avertissement!!! Le ménage a consommé 10 Sachets Tres petit de Sucre en poudre , cette quantité semble anormale pour une consommation des 7 derniers jours.Prière de corriger ou de confirmer avec le QG. Avertissement!!! Le ménage a consommé 14 Paquet Tres petit de Thé en sachet, cette quantité semble anormale pour une consommation des 7 derniers jours.Prière de corriger ou de confirmer avec le QG. Avertissement!! le prix unitaire (100 Fcfa) de Thé en sachet (unité: Paquet) de taille Tres petit est très faible ou élevé. Prière de corriger ou de confirmer avec le QG. Incohérence!! Dans ce ménage, chaque individus consomme par jour 46.58928 Kg  de cereale; Prière de revoir les quantités prises de ces produits.</w:t>
+        <w:t>- Attention ! Le prix unitaire d'achat (50 Fcfa) de Cube alimentaire (Maggi, Jumbo, ) en Cube (Petit) est relativement élevé par rapport aux autres prix observés dans cette zone. Prière de corriger ou de confirmer avec le QG. Avertissement!!! Le ménage a consommé 10 Sachets Tres petit de Sucre en poudre , cette quantité semble anormale pour une consommation des 7 derniers jours.Prière de corriger ou de confirmer avec le QG. Avertissement!!! Le ménage a consommé 14 Paquet Tres petit de Thé en sachet, cette quantité semble anormale pour une consommation des 7 derniers jours.Prière de corriger ou de confirmer avec le QG. Avertissement!! le prix unitaire (100 Fcfa) de Thé en sachet (unité: Paquet) de taille Tres petit est très faible ou élevé. Prière de corriger ou de confirmer avec le QG. Incohérence!! Dans ce ménage, chaque individus consomme par jour 75.20834 Kg  de cereale; Prière de revoir les quantités prises de ces produits.</w:t>
       </w:r>
     </w:p>
     <w:p>
@@ -5003,7 +5064,7 @@
         <w:rPr>
           <w:sz w:val="20"/>
         </w:rPr>
-        <w:t>- Attention ! Le prix unitaire d'achat (200 Fcfa) de Gombo frais en Tas (Tres petit) est relativement élevé par rapport aux autres prix observés dans cette zone. Prière de corriger ou de confirmer avec le QG. Avertissement!! La quantité (3.5 litre) du produit Huile de soja  consommée  par le ménage semble très élevé, prière de corriger ou confirmer avec le QG. Avertissement!! le prix unitaire (100 Fcfa) de Thé en sachet (unité: Sachets) de taille Tres petit est très faible ou élevé. Prière de corriger ou de confirmer avec le QG. Avertissement!!! Le ménage a consommé 28 Sachets Tres petit de Sucre en poudre , cette quantité semble anormale pour une consommation des 7 derniers jours.Prière de corriger ou de confirmer avec le QG. Incohérence!! Dans ce ménage, chaque individus consomme par jour 5.925325 Kg  de cereale; Prière de revoir les quantités prises de ces produits. Incohérence!! Dans ce ménage, chaque individus consomme par jour 5.925325 Kg  de cereale; Prière de revoir les quantités prises de ces produits.</w:t>
+        <w:t>- Avertissement!! La quantité (3.5 litre) du produit Huile de soja  consommée  par le ménage semble très élevé, prière de corriger ou confirmer avec le QG. Avertissement!! le prix unitaire (100 Fcfa) de Thé en sachet (unité: Sachets) de taille Tres petit est très faible ou élevé. Prière de corriger ou de confirmer avec le QG. Avertissement!!! Le ménage a consommé 28 Sachets Tres petit de Sucre en poudre , cette quantité semble anormale pour une consommation des 7 derniers jours.Prière de corriger ou de confirmer avec le QG. Incohérence!! Dans ce ménage, chaque individus consomme par jour 9.907792 Kg  de cereale; Prière de revoir les quantités prises de ces produits. Incohérence!! Dans ce ménage, chaque individus consomme par jour 9.907792 Kg  de cereale; Prière de revoir les quantités prises de ces produits.</w:t>
       </w:r>
     </w:p>
     <w:p>
@@ -5068,6 +5129,10 @@
         <w:rPr>
           <w:sz w:val="20"/>
         </w:rPr>
+        <w:t xml:space="preserve">- Attention ! Fer à repasser à charbon a été achété à 11000 Fcfa est relativement élevé par rapport aux autres prix d'achat observés dans cette zone. Prière de corriger ou de confirmer avec le QG. Attention ! Fer à repasser à charbon a été revendu à 10000 Fcfa qui est relativement élevé par rapport aux autres prix de revente observés dans cette zone. Prière de corriger ou de confirmer avec le QG. </w:t>
+        <w:br/>
+        <w:t xml:space="preserve">- Attention ! Tapis a été achété à 22000 Fcfa est relativement élevé par rapport aux autres prix d'achat observés dans cette zone. Prière de corriger ou de confirmer avec le QG. Attention ! Tapis a été revendu à 20000 Fcfa qui est relativement élevé par rapport aux autres prix de revente observés dans cette zone. Prière de corriger ou de confirmer avec le QG. </w:t>
+        <w:br/>
         <w:t>- Le nombre d'article ( Salon  (Fauteuils et table basse))  dans ce ménages est élevé (5), prière de corriger ou confirmer avec le QG.</w:t>
       </w:r>
     </w:p>
@@ -5467,7 +5532,7 @@
         <w:rPr>
           <w:sz w:val="20"/>
         </w:rPr>
-        <w:t>- Il est obligatoire de prendre les coordonnées Gps avant d'administrer le questionnaire. Prière de prendre les coordonnées GPS.</w:t>
+        <w:t>- Le questionnaire semble ne pas être complètement fini mais le questionnaire est en statut complet, prière de compléter le questionnaire. Il est obligatoire de prendre les coordonnées Gps avant d'administrer le questionnaire. Prière de prendre les coordonnées GPS.</w:t>
       </w:r>
     </w:p>
     <w:p>
@@ -5532,7 +5597,7 @@
         <w:rPr>
           <w:sz w:val="20"/>
         </w:rPr>
-        <w:t>- Attention ! Le prix unitaire d'achat (150 Fcfa) de Carotte en Pièce (Petit) est relativement élevé par rapport aux autres prix observés dans cette zone. Prière de corriger ou de confirmer avec le QG. Avertissement!!! Le ménage a consommé 14 Paquet Tres petit de Thé en sachet, cette quantité semble anormale pour une consommation des 7 derniers jours.Prière de corriger ou de confirmer avec le QG. Avertissement!! le prix unitaire (100 Fcfa) de Thé en sachet (unité: Paquet) de taille Tres petit est très faible ou élevé. Prière de corriger ou de confirmer avec le QG. Incohérence!! Dans ce ménage, chaque individus consomme par jour 78.22572 Kg  de cereale; Prière de revoir les quantités prises de ces produits.</w:t>
+        <w:t>- Attention ! Le prix unitaire d'achat (150 Fcfa) de Carotte en Pièce (Petit) est relativement élevé par rapport aux autres prix observés dans cette zone. Prière de corriger ou de confirmer avec le QG. Avertissement!!! Le ménage a consommé 14 Paquet Tres petit de Thé en sachet, cette quantité semble anormale pour une consommation des 7 derniers jours.Prière de corriger ou de confirmer avec le QG. Avertissement!! le prix unitaire (100 Fcfa) de Thé en sachet (unité: Paquet) de taille Tres petit est très faible ou élevé. Prière de corriger ou de confirmer avec le QG. Incohérence!! Dans ce ménage, chaque individus consomme par jour 201.541 Kg  de cereale; Prière de revoir les quantités prises de ces produits.</w:t>
       </w:r>
     </w:p>
     <w:p>
@@ -5981,7 +6046,7 @@
         <w:rPr>
           <w:sz w:val="20"/>
         </w:rPr>
-        <w:t>- Attention ! Le prix unitaire d'achat (500 Fcfa) de Sel en Sachets (Petit) est relativement élevé par rapport aux autres prix observés dans cette zone. Prière de corriger ou de confirmer avec le QG. Avertissement!! le prix unitaire (150 Fcfa) de Thé en sachet (unité: Sachets) de taille Tres petit est très faible ou élevé. Prière de corriger ou de confirmer avec le QG. Avertissement!!! Le ménage a consommé 14 Sachets Tres petit de Sucre en poudre , cette quantité semble anormale pour une consommation des 7 derniers jours.Prière de corriger ou de confirmer avec le QG. Incohérence!! Dans ce ménage, chaque individus consomme par jour 53.47571 Kg  de cereale; Prière de revoir les quantités prises de ces produits.</w:t>
+        <w:t>- Attention ! Le prix unitaire d'achat (500 Fcfa) de Sel en Sachets (Petit) est relativement élevé par rapport aux autres prix observés dans cette zone. Prière de corriger ou de confirmer avec le QG. Avertissement!! le prix unitaire (150 Fcfa) de Thé en sachet (unité: Sachets) de taille Tres petit est très faible ou élevé. Prière de corriger ou de confirmer avec le QG. Avertissement!!! Le ménage a consommé 14 Sachets Tres petit de Sucre en poudre , cette quantité semble anormale pour une consommation des 7 derniers jours.Prière de corriger ou de confirmer avec le QG. Incohérence!! Dans ce ménage, chaque individus consomme par jour 95.28143 Kg  de cereale; Prière de revoir les quantités prises de ces produits.</w:t>
       </w:r>
     </w:p>
     <w:p>
